--- a/apps/legal-docs-blueprints/templates/inversiones_Sociedad/anexo7/designacion_beneficiarios.docx
+++ b/apps/legal-docs-blueprints/templates/inversiones_Sociedad/anexo7/designacion_beneficiarios.docx
@@ -1,6 +1,6 @@
 
 <file path=word/document.xml><?xml version="1.0" encoding="utf-8"?>
-<w:document xmlns:o="urn:schemas-microsoft-com:office:office" xmlns:r="http://schemas.openxmlformats.org/officeDocument/2006/relationships" xmlns:v="urn:schemas-microsoft-com:vml" xmlns:w="http://schemas.openxmlformats.org/wordprocessingml/2006/main" xmlns:w10="urn:schemas-microsoft-com:office:word" xmlns:wp="http://schemas.openxmlformats.org/drawingml/2006/wordprocessingDrawing" xmlns:wps="http://schemas.microsoft.com/office/word/2010/wordprocessingShape" xmlns:wpg="http://schemas.microsoft.com/office/word/2010/wordprocessingGroup" xmlns:mc="http://schemas.openxmlformats.org/markup-compatibility/2006" xmlns:wp14="http://schemas.microsoft.com/office/word/2010/wordprocessingDrawing" xmlns:w14="http://schemas.microsoft.com/office/word/2010/wordml" xmlns:w15="http://schemas.microsoft.com/office/word/2012/wordml" mc:Ignorable="w14 wp14 w15">
+<w:document xmlns:o="urn:schemas-microsoft-com:office:office" xmlns:r="http://schemas.openxmlformats.org/officeDocument/2006/relationships" xmlns:v="urn:schemas-microsoft-com:vml" xmlns:w="http://schemas.openxmlformats.org/wordprocessingml/2006/main" xmlns:w10="urn:schemas-microsoft-com:office:word" xmlns:wp="http://schemas.openxmlformats.org/drawingml/2006/wordprocessingDrawing" xmlns:pic="http://schemas.openxmlformats.org/drawingml/2006/picture" xmlns:wps="http://schemas.microsoft.com/office/word/2010/wordprocessingShape" xmlns:wpg="http://schemas.microsoft.com/office/word/2010/wordprocessingGroup" xmlns:mc="http://schemas.openxmlformats.org/markup-compatibility/2006" xmlns:wp14="http://schemas.microsoft.com/office/word/2010/wordprocessingDrawing" xmlns:w14="http://schemas.microsoft.com/office/word/2010/wordml" xmlns:w15="http://schemas.microsoft.com/office/word/2012/wordml" mc:Ignorable="w14 wp14 w15">
   <w:body>
     <w:p>
       <w:pPr>
@@ -74,15 +74,13 @@
           <w:b w:val="false"/>
           <w:bCs w:val="false"/>
           <w:i w:val="false"/>
-          <w:i w:val="false"/>
-          <w:iCs w:val="false"/>
-          <w:caps w:val="false"/>
-          <w:smallCaps w:val="false"/>
-          <w:strike w:val="false"/>
-          <w:dstrike w:val="false"/>
-          <w:color w:val="000000"/>
-          <w:position w:val="0"/>
-          <w:sz w:val="22"/>
+          <w:iCs w:val="false"/>
+          <w:caps w:val="false"/>
+          <w:smallCaps w:val="false"/>
+          <w:strike w:val="false"/>
+          <w:dstrike w:val="false"/>
+          <w:color w:val="000000"/>
+          <w:position w:val="0"/>
           <w:sz w:val="22"/>
           <w:szCs w:val="22"/>
           <w:shd w:fill="auto" w:val="clear"/>
@@ -102,7 +100,6 @@
           <w:dstrike w:val="false"/>
           <w:color w:val="000000"/>
           <w:position w:val="0"/>
-          <w:sz w:val="22"/>
           <w:sz w:val="22"/>
           <w:szCs w:val="22"/>
           <w:shd w:fill="auto" w:val="clear"/>
@@ -130,7 +127,6 @@
               <w:color w:val="000000"/>
               <w:position w:val="0"/>
               <w:sz w:val="22"/>
-              <w:sz w:val="22"/>
               <w:szCs w:val="22"/>
               <w:shd w:fill="auto" w:val="clear"/>
               <w:vertAlign w:val="baseline"/>
@@ -150,7 +146,6 @@
               <w:color w:val="000000"/>
               <w:position w:val="0"/>
               <w:sz w:val="22"/>
-              <w:sz w:val="22"/>
               <w:szCs w:val="22"/>
               <w:shd w:fill="auto" w:val="clear"/>
               <w:vertAlign w:val="baseline"/>
@@ -172,7 +167,6 @@
           <w:color w:val="000000"/>
           <w:position w:val="0"/>
           <w:sz w:val="22"/>
-          <w:sz w:val="22"/>
           <w:szCs w:val="22"/>
           <w:shd w:fill="auto" w:val="clear"/>
           <w:vertAlign w:val="baseline"/>
@@ -192,7 +186,6 @@
           <w:dstrike w:val="false"/>
           <w:color w:val="000000"/>
           <w:position w:val="0"/>
-          <w:sz w:val="22"/>
           <w:sz w:val="22"/>
           <w:szCs w:val="22"/>
           <w:shd w:fill="auto" w:val="clear"/>
@@ -217,15 +210,13 @@
           <w:b w:val="false"/>
           <w:bCs w:val="false"/>
           <w:i w:val="false"/>
-          <w:i w:val="false"/>
-          <w:iCs w:val="false"/>
-          <w:caps w:val="false"/>
-          <w:smallCaps w:val="false"/>
-          <w:strike w:val="false"/>
-          <w:dstrike w:val="false"/>
-          <w:color w:val="000000"/>
-          <w:position w:val="0"/>
-          <w:sz w:val="22"/>
+          <w:iCs w:val="false"/>
+          <w:caps w:val="false"/>
+          <w:smallCaps w:val="false"/>
+          <w:strike w:val="false"/>
+          <w:dstrike w:val="false"/>
+          <w:color w:val="000000"/>
+          <w:position w:val="0"/>
           <w:sz w:val="22"/>
           <w:szCs w:val="22"/>
           <w:u w:val="none"/>
@@ -246,7 +237,6 @@
           <w:dstrike w:val="false"/>
           <w:color w:val="000000"/>
           <w:position w:val="0"/>
-          <w:sz w:val="22"/>
           <w:sz w:val="22"/>
           <w:szCs w:val="22"/>
           <w:u w:val="none"/>
@@ -296,15 +286,13 @@
           <w:b w:val="false"/>
           <w:bCs w:val="false"/>
           <w:i w:val="false"/>
-          <w:i w:val="false"/>
-          <w:iCs w:val="false"/>
-          <w:caps w:val="false"/>
-          <w:smallCaps w:val="false"/>
-          <w:strike w:val="false"/>
-          <w:dstrike w:val="false"/>
-          <w:color w:val="000000"/>
-          <w:position w:val="0"/>
-          <w:sz w:val="22"/>
+          <w:iCs w:val="false"/>
+          <w:caps w:val="false"/>
+          <w:smallCaps w:val="false"/>
+          <w:strike w:val="false"/>
+          <w:dstrike w:val="false"/>
+          <w:color w:val="000000"/>
+          <w:position w:val="0"/>
           <w:sz w:val="22"/>
           <w:szCs w:val="22"/>
           <w:u w:val="none"/>
@@ -325,7 +313,6 @@
           <w:dstrike w:val="false"/>
           <w:color w:val="000000"/>
           <w:position w:val="0"/>
-          <w:sz w:val="22"/>
           <w:sz w:val="22"/>
           <w:szCs w:val="22"/>
           <w:u w:val="none"/>
@@ -353,7 +340,6 @@
               <w:dstrike w:val="false"/>
               <w:color w:val="000000"/>
               <w:position w:val="0"/>
-              <w:sz w:val="22"/>
               <w:sz w:val="22"/>
               <w:szCs w:val="22"/>
               <w:u w:val="none"/>
@@ -375,7 +361,6 @@
               <w:color w:val="000000"/>
               <w:position w:val="0"/>
               <w:sz w:val="22"/>
-              <w:sz w:val="22"/>
               <w:szCs w:val="22"/>
               <w:u w:val="none"/>
               <w:shd w:fill="auto" w:val="clear"/>
@@ -398,7 +383,6 @@
           <w:color w:val="000000"/>
           <w:position w:val="0"/>
           <w:sz w:val="22"/>
-          <w:sz w:val="22"/>
           <w:szCs w:val="22"/>
           <w:u w:val="none"/>
           <w:shd w:fill="auto" w:val="clear"/>
@@ -420,7 +404,6 @@
           <w:color w:val="000000"/>
           <w:position w:val="0"/>
           <w:sz w:val="22"/>
-          <w:sz w:val="22"/>
           <w:szCs w:val="22"/>
           <w:u w:val="none"/>
           <w:shd w:fill="auto" w:val="clear"/>
@@ -442,13 +425,75 @@
           <w:color w:val="000000"/>
           <w:position w:val="0"/>
           <w:sz w:val="22"/>
-          <w:sz w:val="22"/>
           <w:szCs w:val="22"/>
           <w:u w:val="none"/>
           <w:shd w:fill="auto" w:val="clear"/>
           <w:vertAlign w:val="baseline"/>
         </w:rPr>
-        <w:t xml:space="preserve"> en mi calidad de Inversionista conforme al Acuerdo Privado de Inversión suscrito con fecha {fechaInicioContrato}</w:t>
+        <w:t xml:space="preserve"> en representación de la entidad denominada {nombreSociedadInversionista} </w:t>
+      </w:r>
+      <w:r>
+        <w:rPr>
+          <w:rFonts w:eastAsia="Cambria" w:cs="Cambria"/>
+          <w:b w:val="false"/>
+          <w:bCs w:val="false"/>
+          <w:i w:val="false"/>
+          <w:iCs w:val="false"/>
+          <w:caps w:val="false"/>
+          <w:smallCaps w:val="false"/>
+          <w:strike w:val="false"/>
+          <w:dstrike w:val="false"/>
+          <w:color w:val="000000"/>
+          <w:position w:val="0"/>
+          <w:sz w:val="22"/>
+          <w:szCs w:val="22"/>
+          <w:u w:val="none"/>
+          <w:shd w:fill="auto" w:val="clear"/>
+          <w:vertAlign w:val="baseline"/>
+        </w:rPr>
+        <w:t>y</w:t>
+      </w:r>
+      <w:r>
+        <w:rPr>
+          <w:rFonts w:eastAsia="Cambria" w:cs="Cambria"/>
+          <w:b w:val="false"/>
+          <w:bCs w:val="false"/>
+          <w:i w:val="false"/>
+          <w:iCs w:val="false"/>
+          <w:caps w:val="false"/>
+          <w:smallCaps w:val="false"/>
+          <w:strike w:val="false"/>
+          <w:dstrike w:val="false"/>
+          <w:color w:val="000000"/>
+          <w:position w:val="0"/>
+          <w:sz w:val="22"/>
+          <w:szCs w:val="22"/>
+          <w:u w:val="none"/>
+          <w:shd w:fill="auto" w:val="clear"/>
+          <w:vertAlign w:val="baseline"/>
+        </w:rPr>
+        <w:t xml:space="preserve"> </w:t>
+      </w:r>
+      <w:r>
+        <w:rPr>
+          <w:rFonts w:eastAsia="Cambria" w:cs="Cambria"/>
+          <w:b w:val="false"/>
+          <w:bCs w:val="false"/>
+          <w:i w:val="false"/>
+          <w:iCs w:val="false"/>
+          <w:caps w:val="false"/>
+          <w:smallCaps w:val="false"/>
+          <w:strike w:val="false"/>
+          <w:dstrike w:val="false"/>
+          <w:color w:val="000000"/>
+          <w:position w:val="0"/>
+          <w:sz w:val="22"/>
+          <w:szCs w:val="22"/>
+          <w:u w:val="none"/>
+          <w:shd w:fill="auto" w:val="clear"/>
+          <w:vertAlign w:val="baseline"/>
+        </w:rPr>
+        <w:t>en mi calidad de Inversionista conforme al Acuerdo Privado de Inversión suscrito con fecha {fechaInicioContrato}</w:t>
       </w:r>
       <w:sdt>
         <w:sdtPr>
@@ -469,7 +514,6 @@
               <w:dstrike w:val="false"/>
               <w:color w:val="000000"/>
               <w:position w:val="0"/>
-              <w:sz w:val="22"/>
               <w:sz w:val="22"/>
               <w:szCs w:val="22"/>
               <w:u w:val="none"/>
@@ -491,7 +535,6 @@
               <w:color w:val="000000"/>
               <w:position w:val="0"/>
               <w:sz w:val="22"/>
-              <w:sz w:val="22"/>
               <w:szCs w:val="22"/>
               <w:u w:val="none"/>
               <w:shd w:fill="auto" w:val="clear"/>
@@ -513,7 +556,6 @@
           <w:dstrike w:val="false"/>
           <w:color w:val="000000"/>
           <w:position w:val="0"/>
-          <w:sz w:val="22"/>
           <w:sz w:val="22"/>
           <w:szCs w:val="22"/>
           <w:u w:val="none"/>
@@ -539,15 +581,13 @@
           <w:b w:val="false"/>
           <w:bCs w:val="false"/>
           <w:i w:val="false"/>
-          <w:i w:val="false"/>
-          <w:iCs w:val="false"/>
-          <w:caps w:val="false"/>
-          <w:smallCaps w:val="false"/>
-          <w:strike w:val="false"/>
-          <w:dstrike w:val="false"/>
-          <w:color w:val="000000"/>
-          <w:position w:val="0"/>
-          <w:sz w:val="20"/>
+          <w:iCs w:val="false"/>
+          <w:caps w:val="false"/>
+          <w:smallCaps w:val="false"/>
+          <w:strike w:val="false"/>
+          <w:dstrike w:val="false"/>
+          <w:color w:val="000000"/>
+          <w:position w:val="0"/>
           <w:sz w:val="20"/>
           <w:szCs w:val="20"/>
           <w:u w:val="none"/>
@@ -568,7 +608,6 @@
           <w:dstrike w:val="false"/>
           <w:color w:val="000000"/>
           <w:position w:val="0"/>
-          <w:sz w:val="20"/>
           <w:sz w:val="20"/>
           <w:szCs w:val="20"/>
           <w:u w:val="none"/>
@@ -596,7 +635,7 @@
         <w:gridCol w:w="3639"/>
         <w:gridCol w:w="2328"/>
         <w:gridCol w:w="1232"/>
-        <w:gridCol w:w="1738"/>
+        <w:gridCol w:w="1739"/>
       </w:tblGrid>
       <w:tr>
         <w:trPr>
@@ -627,7 +666,6 @@
                 <w:b/>
                 <w:bCs/>
                 <w:i w:val="false"/>
-                <w:i w:val="false"/>
                 <w:iCs w:val="false"/>
                 <w:caps w:val="false"/>
                 <w:smallCaps w:val="false"/>
@@ -635,7 +673,6 @@
                 <w:dstrike w:val="false"/>
                 <w:color w:val="000000"/>
                 <w:position w:val="0"/>
-                <w:sz w:val="22"/>
                 <w:sz w:val="22"/>
                 <w:szCs w:val="22"/>
                 <w:u w:val="none"/>
@@ -656,7 +693,6 @@
                 <w:dstrike w:val="false"/>
                 <w:color w:val="000000"/>
                 <w:position w:val="0"/>
-                <w:sz w:val="22"/>
                 <w:sz w:val="22"/>
                 <w:szCs w:val="22"/>
                 <w:u w:val="none"/>
@@ -692,7 +728,6 @@
                 <w:b/>
                 <w:bCs/>
                 <w:i w:val="false"/>
-                <w:i w:val="false"/>
                 <w:iCs w:val="false"/>
                 <w:caps w:val="false"/>
                 <w:smallCaps w:val="false"/>
@@ -700,7 +735,6 @@
                 <w:dstrike w:val="false"/>
                 <w:color w:val="000000"/>
                 <w:position w:val="0"/>
-                <w:sz w:val="22"/>
                 <w:sz w:val="22"/>
                 <w:szCs w:val="22"/>
                 <w:u w:val="none"/>
@@ -721,7 +755,6 @@
                 <w:dstrike w:val="false"/>
                 <w:color w:val="000000"/>
                 <w:position w:val="0"/>
-                <w:sz w:val="22"/>
                 <w:sz w:val="22"/>
                 <w:szCs w:val="22"/>
                 <w:u w:val="none"/>
@@ -757,7 +790,6 @@
                 <w:b/>
                 <w:bCs/>
                 <w:i w:val="false"/>
-                <w:i w:val="false"/>
                 <w:iCs w:val="false"/>
                 <w:caps w:val="false"/>
                 <w:smallCaps w:val="false"/>
@@ -765,7 +797,6 @@
                 <w:dstrike w:val="false"/>
                 <w:color w:val="000000"/>
                 <w:position w:val="0"/>
-                <w:sz w:val="22"/>
                 <w:sz w:val="22"/>
                 <w:szCs w:val="22"/>
                 <w:u w:val="none"/>
@@ -787,7 +818,6 @@
                 <w:color w:val="000000"/>
                 <w:position w:val="0"/>
                 <w:sz w:val="22"/>
-                <w:sz w:val="22"/>
                 <w:szCs w:val="22"/>
                 <w:u w:val="none"/>
                 <w:shd w:fill="auto" w:val="clear"/>
@@ -799,7 +829,7 @@
         </w:tc>
         <w:tc>
           <w:tcPr>
-            <w:tcW w:w="1738" w:type="dxa"/>
+            <w:tcW w:w="1739" w:type="dxa"/>
             <w:tcBorders>
               <w:top w:val="single" w:sz="4" w:space="0" w:color="000000"/>
               <w:left w:val="single" w:sz="4" w:space="0" w:color="000000"/>
@@ -822,7 +852,6 @@
                 <w:b/>
                 <w:bCs/>
                 <w:i w:val="false"/>
-                <w:i w:val="false"/>
                 <w:iCs w:val="false"/>
                 <w:caps w:val="false"/>
                 <w:smallCaps w:val="false"/>
@@ -830,7 +859,6 @@
                 <w:dstrike w:val="false"/>
                 <w:color w:val="000000"/>
                 <w:position w:val="0"/>
-                <w:sz w:val="22"/>
                 <w:sz w:val="22"/>
                 <w:szCs w:val="22"/>
                 <w:u w:val="none"/>
@@ -851,7 +879,6 @@
                 <w:dstrike w:val="false"/>
                 <w:color w:val="000000"/>
                 <w:position w:val="0"/>
-                <w:sz w:val="22"/>
                 <w:sz w:val="22"/>
                 <w:szCs w:val="22"/>
                 <w:u w:val="none"/>
@@ -892,7 +919,6 @@
                 <w:b w:val="false"/>
                 <w:bCs w:val="false"/>
                 <w:i w:val="false"/>
-                <w:i w:val="false"/>
                 <w:iCs w:val="false"/>
                 <w:caps w:val="false"/>
                 <w:smallCaps w:val="false"/>
@@ -900,7 +926,6 @@
                 <w:dstrike w:val="false"/>
                 <w:color w:val="000000"/>
                 <w:position w:val="0"/>
-                <w:sz w:val="22"/>
                 <w:sz w:val="22"/>
                 <w:szCs w:val="22"/>
                 <w:u w:val="none"/>
@@ -953,7 +978,6 @@
                 <w:b w:val="false"/>
                 <w:bCs w:val="false"/>
                 <w:i w:val="false"/>
-                <w:i w:val="false"/>
                 <w:iCs w:val="false"/>
                 <w:caps w:val="false"/>
                 <w:smallCaps w:val="false"/>
@@ -961,7 +985,6 @@
                 <w:dstrike w:val="false"/>
                 <w:color w:val="000000"/>
                 <w:position w:val="0"/>
-                <w:sz w:val="22"/>
                 <w:sz w:val="22"/>
                 <w:szCs w:val="22"/>
                 <w:u w:val="none"/>
@@ -982,7 +1005,6 @@
                 <w:dstrike w:val="false"/>
                 <w:color w:val="000000"/>
                 <w:position w:val="0"/>
-                <w:sz w:val="22"/>
                 <w:sz w:val="22"/>
                 <w:szCs w:val="22"/>
                 <w:u w:val="none"/>
@@ -1018,7 +1040,6 @@
                 <w:b w:val="false"/>
                 <w:bCs w:val="false"/>
                 <w:i w:val="false"/>
-                <w:i w:val="false"/>
                 <w:iCs w:val="false"/>
                 <w:caps w:val="false"/>
                 <w:smallCaps w:val="false"/>
@@ -1026,7 +1047,6 @@
                 <w:dstrike w:val="false"/>
                 <w:color w:val="000000"/>
                 <w:position w:val="0"/>
-                <w:sz w:val="22"/>
                 <w:sz w:val="22"/>
                 <w:szCs w:val="22"/>
                 <w:u w:val="none"/>
@@ -1048,7 +1068,6 @@
                 <w:color w:val="000000"/>
                 <w:position w:val="0"/>
                 <w:sz w:val="22"/>
-                <w:sz w:val="22"/>
                 <w:szCs w:val="22"/>
                 <w:u w:val="none"/>
                 <w:shd w:fill="auto" w:val="clear"/>
@@ -1060,7 +1079,7 @@
         </w:tc>
         <w:tc>
           <w:tcPr>
-            <w:tcW w:w="1738" w:type="dxa"/>
+            <w:tcW w:w="1739" w:type="dxa"/>
             <w:tcBorders>
               <w:top w:val="single" w:sz="4" w:space="0" w:color="000000"/>
               <w:left w:val="single" w:sz="4" w:space="0" w:color="000000"/>
@@ -1083,7 +1102,6 @@
                 <w:b w:val="false"/>
                 <w:bCs w:val="false"/>
                 <w:i w:val="false"/>
-                <w:i w:val="false"/>
                 <w:iCs w:val="false"/>
                 <w:caps w:val="false"/>
                 <w:smallCaps w:val="false"/>
@@ -1091,7 +1109,6 @@
                 <w:dstrike w:val="false"/>
                 <w:color w:val="000000"/>
                 <w:position w:val="0"/>
-                <w:sz w:val="22"/>
                 <w:sz w:val="22"/>
                 <w:szCs w:val="22"/>
                 <w:u w:val="none"/>
@@ -1113,7 +1130,6 @@
                 <w:color w:val="000000"/>
                 <w:position w:val="0"/>
                 <w:sz w:val="22"/>
-                <w:sz w:val="22"/>
                 <w:szCs w:val="22"/>
                 <w:u w:val="none"/>
                 <w:shd w:fill="auto" w:val="clear"/>
@@ -1141,15 +1157,13 @@
           <w:b w:val="false"/>
           <w:bCs w:val="false"/>
           <w:i w:val="false"/>
-          <w:i w:val="false"/>
-          <w:iCs w:val="false"/>
-          <w:caps w:val="false"/>
-          <w:smallCaps w:val="false"/>
-          <w:strike w:val="false"/>
-          <w:dstrike w:val="false"/>
-          <w:color w:val="000000"/>
-          <w:position w:val="0"/>
-          <w:sz w:val="22"/>
+          <w:iCs w:val="false"/>
+          <w:caps w:val="false"/>
+          <w:smallCaps w:val="false"/>
+          <w:strike w:val="false"/>
+          <w:dstrike w:val="false"/>
+          <w:color w:val="000000"/>
+          <w:position w:val="0"/>
           <w:sz w:val="22"/>
           <w:szCs w:val="22"/>
           <w:u w:val="none"/>
@@ -1170,7 +1184,6 @@
           <w:dstrike w:val="false"/>
           <w:color w:val="000000"/>
           <w:position w:val="0"/>
-          <w:sz w:val="22"/>
           <w:sz w:val="22"/>
           <w:szCs w:val="22"/>
           <w:u w:val="none"/>
@@ -1215,7 +1228,6 @@
           <w:color w:val="000000"/>
           <w:position w:val="0"/>
           <w:sz w:val="22"/>
-          <w:sz w:val="22"/>
           <w:szCs w:val="22"/>
           <w:u w:val="none"/>
           <w:shd w:fill="auto" w:val="clear"/>
@@ -1237,7 +1249,6 @@
           <w:color w:val="000000"/>
           <w:position w:val="0"/>
           <w:sz w:val="22"/>
-          <w:sz w:val="22"/>
           <w:szCs w:val="22"/>
           <w:u w:val="none"/>
           <w:shd w:fill="auto" w:val="clear"/>
@@ -1258,7 +1269,6 @@
           <w:dstrike w:val="false"/>
           <w:color w:val="000000"/>
           <w:position w:val="0"/>
-          <w:sz w:val="22"/>
           <w:sz w:val="22"/>
           <w:szCs w:val="22"/>
           <w:u w:val="none"/>
@@ -1303,7 +1313,6 @@
           <w:color w:val="000000"/>
           <w:position w:val="0"/>
           <w:sz w:val="22"/>
-          <w:sz w:val="22"/>
           <w:szCs w:val="22"/>
           <w:u w:val="none"/>
           <w:shd w:fill="auto" w:val="clear"/>
@@ -1347,7 +1356,6 @@
           <w:color w:val="000000"/>
           <w:position w:val="0"/>
           <w:sz w:val="22"/>
-          <w:sz w:val="22"/>
           <w:szCs w:val="22"/>
           <w:u w:val="none"/>
           <w:shd w:fill="auto" w:val="clear"/>
@@ -1391,7 +1399,6 @@
           <w:color w:val="000000"/>
           <w:position w:val="0"/>
           <w:sz w:val="22"/>
-          <w:sz w:val="22"/>
           <w:szCs w:val="22"/>
           <w:u w:val="none"/>
           <w:shd w:fill="auto" w:val="clear"/>
@@ -1435,7 +1442,6 @@
           <w:color w:val="000000"/>
           <w:position w:val="0"/>
           <w:sz w:val="22"/>
-          <w:sz w:val="22"/>
           <w:szCs w:val="22"/>
           <w:u w:val="none"/>
           <w:shd w:fill="auto" w:val="clear"/>
@@ -1460,15 +1466,13 @@
           <w:b w:val="false"/>
           <w:bCs w:val="false"/>
           <w:i w:val="false"/>
-          <w:i w:val="false"/>
-          <w:iCs w:val="false"/>
-          <w:caps w:val="false"/>
-          <w:smallCaps w:val="false"/>
-          <w:strike w:val="false"/>
-          <w:dstrike w:val="false"/>
-          <w:color w:val="000000"/>
-          <w:position w:val="0"/>
-          <w:sz w:val="22"/>
+          <w:iCs w:val="false"/>
+          <w:caps w:val="false"/>
+          <w:smallCaps w:val="false"/>
+          <w:strike w:val="false"/>
+          <w:dstrike w:val="false"/>
+          <w:color w:val="000000"/>
+          <w:position w:val="0"/>
           <w:sz w:val="22"/>
           <w:szCs w:val="22"/>
           <w:u w:val="none"/>
@@ -1489,7 +1493,6 @@
           <w:dstrike w:val="false"/>
           <w:color w:val="000000"/>
           <w:position w:val="0"/>
-          <w:sz w:val="22"/>
           <w:sz w:val="22"/>
           <w:szCs w:val="22"/>
           <w:u w:val="none"/>
@@ -1512,15 +1515,13 @@
           <w:b w:val="false"/>
           <w:bCs w:val="false"/>
           <w:i w:val="false"/>
-          <w:i w:val="false"/>
-          <w:iCs w:val="false"/>
-          <w:caps w:val="false"/>
-          <w:smallCaps w:val="false"/>
-          <w:strike w:val="false"/>
-          <w:dstrike w:val="false"/>
-          <w:color w:val="000000"/>
-          <w:position w:val="0"/>
-          <w:sz w:val="22"/>
+          <w:iCs w:val="false"/>
+          <w:caps w:val="false"/>
+          <w:smallCaps w:val="false"/>
+          <w:strike w:val="false"/>
+          <w:dstrike w:val="false"/>
+          <w:color w:val="000000"/>
+          <w:position w:val="0"/>
           <w:sz w:val="22"/>
           <w:szCs w:val="22"/>
           <w:u w:val="none"/>
@@ -1529,7 +1530,24 @@
         </w:rPr>
       </w:pPr>
       <w:r>
-        <w:rPr/>
+        <w:rPr>
+          <w:rFonts w:eastAsia="Cambria" w:cs="Cambria"/>
+          <w:b w:val="false"/>
+          <w:bCs w:val="false"/>
+          <w:i w:val="false"/>
+          <w:iCs w:val="false"/>
+          <w:caps w:val="false"/>
+          <w:smallCaps w:val="false"/>
+          <w:strike w:val="false"/>
+          <w:dstrike w:val="false"/>
+          <w:color w:val="000000"/>
+          <w:position w:val="0"/>
+          <w:sz w:val="22"/>
+          <w:szCs w:val="22"/>
+          <w:u w:val="none"/>
+          <w:shd w:fill="auto" w:val="clear"/>
+          <w:vertAlign w:val="baseline"/>
+        </w:rPr>
       </w:r>
     </w:p>
     <w:p>
@@ -1552,15 +1570,13 @@
           <w:b w:val="false"/>
           <w:bCs w:val="false"/>
           <w:i w:val="false"/>
-          <w:i w:val="false"/>
-          <w:iCs w:val="false"/>
-          <w:caps w:val="false"/>
-          <w:smallCaps w:val="false"/>
-          <w:strike w:val="false"/>
-          <w:dstrike w:val="false"/>
-          <w:color w:val="000000"/>
-          <w:position w:val="0"/>
-          <w:sz w:val="22"/>
+          <w:iCs w:val="false"/>
+          <w:caps w:val="false"/>
+          <w:smallCaps w:val="false"/>
+          <w:strike w:val="false"/>
+          <w:dstrike w:val="false"/>
+          <w:color w:val="000000"/>
+          <w:position w:val="0"/>
           <w:sz w:val="22"/>
           <w:szCs w:val="22"/>
           <w:shd w:fill="auto" w:val="clear"/>
@@ -1580,7 +1596,6 @@
           <w:dstrike w:val="false"/>
           <w:color w:val="000000"/>
           <w:position w:val="0"/>
-          <w:sz w:val="22"/>
           <w:sz w:val="22"/>
           <w:szCs w:val="22"/>
           <w:shd w:fill="auto" w:val="clear"/>
@@ -1606,15 +1621,13 @@
           <w:b w:val="false"/>
           <w:bCs w:val="false"/>
           <w:i w:val="false"/>
-          <w:i w:val="false"/>
-          <w:iCs w:val="false"/>
-          <w:caps w:val="false"/>
-          <w:smallCaps w:val="false"/>
-          <w:strike w:val="false"/>
-          <w:dstrike w:val="false"/>
-          <w:color w:val="000000"/>
-          <w:position w:val="0"/>
-          <w:sz w:val="22"/>
+          <w:iCs w:val="false"/>
+          <w:caps w:val="false"/>
+          <w:smallCaps w:val="false"/>
+          <w:strike w:val="false"/>
+          <w:dstrike w:val="false"/>
+          <w:color w:val="000000"/>
+          <w:position w:val="0"/>
           <w:sz w:val="22"/>
           <w:szCs w:val="22"/>
           <w:shd w:fill="auto" w:val="clear"/>
@@ -1634,7 +1647,6 @@
           <w:dstrike w:val="false"/>
           <w:color w:val="000000"/>
           <w:position w:val="0"/>
-          <w:sz w:val="22"/>
           <w:sz w:val="22"/>
           <w:szCs w:val="22"/>
           <w:shd w:fill="auto" w:val="clear"/>
@@ -1694,7 +1706,7 @@
 </file>
 
 <file path=word/header1.xml><?xml version="1.0" encoding="utf-8"?>
-<w:hdr xmlns:o="urn:schemas-microsoft-com:office:office" xmlns:r="http://schemas.openxmlformats.org/officeDocument/2006/relationships" xmlns:v="urn:schemas-microsoft-com:vml" xmlns:w="http://schemas.openxmlformats.org/wordprocessingml/2006/main" xmlns:w10="urn:schemas-microsoft-com:office:word" xmlns:wp="http://schemas.openxmlformats.org/drawingml/2006/wordprocessingDrawing" xmlns:wps="http://schemas.microsoft.com/office/word/2010/wordprocessingShape" xmlns:wpg="http://schemas.microsoft.com/office/word/2010/wordprocessingGroup" xmlns:mc="http://schemas.openxmlformats.org/markup-compatibility/2006" xmlns:wp14="http://schemas.microsoft.com/office/word/2010/wordprocessingDrawing" xmlns:w14="http://schemas.microsoft.com/office/word/2010/wordml" xmlns:w15="http://schemas.microsoft.com/office/word/2012/wordml" mc:Ignorable="w14 wp14 w15">
+<w:hdr xmlns:o="urn:schemas-microsoft-com:office:office" xmlns:r="http://schemas.openxmlformats.org/officeDocument/2006/relationships" xmlns:v="urn:schemas-microsoft-com:vml" xmlns:w="http://schemas.openxmlformats.org/wordprocessingml/2006/main" xmlns:w10="urn:schemas-microsoft-com:office:word" xmlns:wp="http://schemas.openxmlformats.org/drawingml/2006/wordprocessingDrawing" xmlns:pic="http://schemas.openxmlformats.org/drawingml/2006/picture" xmlns:wps="http://schemas.microsoft.com/office/word/2010/wordprocessingShape" xmlns:wpg="http://schemas.microsoft.com/office/word/2010/wordprocessingGroup" xmlns:mc="http://schemas.openxmlformats.org/markup-compatibility/2006" xmlns:wp14="http://schemas.microsoft.com/office/word/2010/wordprocessingDrawing" xmlns:w14="http://schemas.microsoft.com/office/word/2010/wordml" xmlns:w15="http://schemas.microsoft.com/office/word/2012/wordml" mc:Ignorable="w14 wp14 w15">
   <w:p>
     <w:pPr>
       <w:pStyle w:val="Header"/>
@@ -1708,7 +1720,7 @@
 </file>
 
 <file path=word/header2.xml><?xml version="1.0" encoding="utf-8"?>
-<w:hdr xmlns:o="urn:schemas-microsoft-com:office:office" xmlns:r="http://schemas.openxmlformats.org/officeDocument/2006/relationships" xmlns:v="urn:schemas-microsoft-com:vml" xmlns:w="http://schemas.openxmlformats.org/wordprocessingml/2006/main" xmlns:w10="urn:schemas-microsoft-com:office:word" xmlns:wp="http://schemas.openxmlformats.org/drawingml/2006/wordprocessingDrawing" xmlns:wps="http://schemas.microsoft.com/office/word/2010/wordprocessingShape" xmlns:wpg="http://schemas.microsoft.com/office/word/2010/wordprocessingGroup" xmlns:mc="http://schemas.openxmlformats.org/markup-compatibility/2006" xmlns:wp14="http://schemas.microsoft.com/office/word/2010/wordprocessingDrawing" xmlns:w14="http://schemas.microsoft.com/office/word/2010/wordml" xmlns:w15="http://schemas.microsoft.com/office/word/2012/wordml" mc:Ignorable="w14 wp14 w15">
+<w:hdr xmlns:o="urn:schemas-microsoft-com:office:office" xmlns:r="http://schemas.openxmlformats.org/officeDocument/2006/relationships" xmlns:v="urn:schemas-microsoft-com:vml" xmlns:w="http://schemas.openxmlformats.org/wordprocessingml/2006/main" xmlns:w10="urn:schemas-microsoft-com:office:word" xmlns:wp="http://schemas.openxmlformats.org/drawingml/2006/wordprocessingDrawing" xmlns:pic="http://schemas.openxmlformats.org/drawingml/2006/picture" xmlns:wps="http://schemas.microsoft.com/office/word/2010/wordprocessingShape" xmlns:wpg="http://schemas.microsoft.com/office/word/2010/wordprocessingGroup" xmlns:mc="http://schemas.openxmlformats.org/markup-compatibility/2006" xmlns:wp14="http://schemas.microsoft.com/office/word/2010/wordprocessingDrawing" xmlns:w14="http://schemas.microsoft.com/office/word/2010/wordml" xmlns:w15="http://schemas.microsoft.com/office/word/2012/wordml" mc:Ignorable="w14 wp14 w15">
   <w:p>
     <w:pPr>
       <w:pStyle w:val="normal1"/>
@@ -1729,7 +1741,6 @@
         <w:b w:val="false"/>
         <w:bCs w:val="false"/>
         <w:i w:val="false"/>
-        <w:i w:val="false"/>
         <w:iCs w:val="false"/>
         <w:caps w:val="false"/>
         <w:smallCaps w:val="false"/>
@@ -1737,7 +1748,6 @@
         <w:dstrike w:val="false"/>
         <w:color w:val="000000"/>
         <w:position w:val="0"/>
-        <w:sz w:val="22"/>
         <w:sz w:val="22"/>
         <w:szCs w:val="22"/>
         <w:u w:val="none"/>
@@ -1759,14 +1769,13 @@
         <w:color w:val="000000"/>
         <w:position w:val="0"/>
         <w:sz w:val="22"/>
-        <w:sz w:val="22"/>
         <w:szCs w:val="22"/>
         <w:u w:val="none"/>
         <w:shd w:fill="auto" w:val="clear"/>
         <w:vertAlign w:val="baseline"/>
       </w:rPr>
       <w:drawing>
-        <wp:anchor behindDoc="1" distT="0" distB="0" distL="0" distR="0" simplePos="0" locked="0" layoutInCell="0" allowOverlap="1" relativeHeight="2">
+        <wp:anchor distT="0" distB="0" distL="0" distR="0" simplePos="0" relativeHeight="3" behindDoc="1" locked="0" layoutInCell="0" allowOverlap="1">
           <wp:simplePos x="0" y="0"/>
           <wp:positionH relativeFrom="page">
             <wp:posOffset>1080135</wp:posOffset>
@@ -1777,7 +1786,7 @@
           <wp:extent cx="1882140" cy="590550"/>
           <wp:effectExtent l="0" t="0" r="0" b="0"/>
           <wp:wrapNone/>
-          <wp:docPr id="1" name="image1.jpg" descr=""/>
+          <wp:docPr id="1" name="image1.jpg"/>
           <wp:cNvGraphicFramePr>
             <a:graphicFrameLocks xmlns:a="http://schemas.openxmlformats.org/drawingml/2006/main" noChangeAspect="1"/>
           </wp:cNvGraphicFramePr>
@@ -1785,7 +1794,7 @@
             <a:graphicData uri="http://schemas.openxmlformats.org/drawingml/2006/picture">
               <pic:pic xmlns:pic="http://schemas.openxmlformats.org/drawingml/2006/picture">
                 <pic:nvPicPr>
-                  <pic:cNvPr id="1" name="image1.jpg" descr=""/>
+                  <pic:cNvPr id="1" name="image1.jpg"/>
                   <pic:cNvPicPr>
                     <a:picLocks noChangeAspect="1" noChangeArrowheads="1"/>
                   </pic:cNvPicPr>
@@ -1804,6 +1813,7 @@
                   <a:prstGeom prst="rect">
                     <a:avLst/>
                   </a:prstGeom>
+                  <a:noFill/>
                 </pic:spPr>
               </pic:pic>
             </a:graphicData>
@@ -1816,7 +1826,7 @@
 </file>
 
 <file path=word/header3.xml><?xml version="1.0" encoding="utf-8"?>
-<w:hdr xmlns:o="urn:schemas-microsoft-com:office:office" xmlns:r="http://schemas.openxmlformats.org/officeDocument/2006/relationships" xmlns:v="urn:schemas-microsoft-com:vml" xmlns:w="http://schemas.openxmlformats.org/wordprocessingml/2006/main" xmlns:w10="urn:schemas-microsoft-com:office:word" xmlns:wp="http://schemas.openxmlformats.org/drawingml/2006/wordprocessingDrawing" xmlns:wps="http://schemas.microsoft.com/office/word/2010/wordprocessingShape" xmlns:wpg="http://schemas.microsoft.com/office/word/2010/wordprocessingGroup" xmlns:mc="http://schemas.openxmlformats.org/markup-compatibility/2006" xmlns:wp14="http://schemas.microsoft.com/office/word/2010/wordprocessingDrawing" xmlns:w14="http://schemas.microsoft.com/office/word/2010/wordml" xmlns:w15="http://schemas.microsoft.com/office/word/2012/wordml" mc:Ignorable="w14 wp14 w15">
+<w:hdr xmlns:o="urn:schemas-microsoft-com:office:office" xmlns:r="http://schemas.openxmlformats.org/officeDocument/2006/relationships" xmlns:v="urn:schemas-microsoft-com:vml" xmlns:w="http://schemas.openxmlformats.org/wordprocessingml/2006/main" xmlns:w10="urn:schemas-microsoft-com:office:word" xmlns:wp="http://schemas.openxmlformats.org/drawingml/2006/wordprocessingDrawing" xmlns:pic="http://schemas.openxmlformats.org/drawingml/2006/picture" xmlns:wps="http://schemas.microsoft.com/office/word/2010/wordprocessingShape" xmlns:wpg="http://schemas.microsoft.com/office/word/2010/wordprocessingGroup" xmlns:mc="http://schemas.openxmlformats.org/markup-compatibility/2006" xmlns:wp14="http://schemas.microsoft.com/office/word/2010/wordprocessingDrawing" xmlns:w14="http://schemas.microsoft.com/office/word/2010/wordml" xmlns:w15="http://schemas.microsoft.com/office/word/2012/wordml" mc:Ignorable="w14 wp14 w15">
   <w:p>
     <w:pPr>
       <w:pStyle w:val="normal1"/>
@@ -1837,7 +1847,6 @@
         <w:b w:val="false"/>
         <w:bCs w:val="false"/>
         <w:i w:val="false"/>
-        <w:i w:val="false"/>
         <w:iCs w:val="false"/>
         <w:caps w:val="false"/>
         <w:smallCaps w:val="false"/>
@@ -1845,7 +1854,6 @@
         <w:dstrike w:val="false"/>
         <w:color w:val="000000"/>
         <w:position w:val="0"/>
-        <w:sz w:val="22"/>
         <w:sz w:val="22"/>
         <w:szCs w:val="22"/>
         <w:u w:val="none"/>
@@ -1867,14 +1875,13 @@
         <w:color w:val="000000"/>
         <w:position w:val="0"/>
         <w:sz w:val="22"/>
-        <w:sz w:val="22"/>
         <w:szCs w:val="22"/>
         <w:u w:val="none"/>
         <w:shd w:fill="auto" w:val="clear"/>
         <w:vertAlign w:val="baseline"/>
       </w:rPr>
       <w:drawing>
-        <wp:anchor behindDoc="1" distT="0" distB="0" distL="0" distR="0" simplePos="0" locked="0" layoutInCell="0" allowOverlap="1" relativeHeight="2">
+        <wp:anchor distT="0" distB="0" distL="0" distR="0" simplePos="0" relativeHeight="3" behindDoc="1" locked="0" layoutInCell="0" allowOverlap="1">
           <wp:simplePos x="0" y="0"/>
           <wp:positionH relativeFrom="page">
             <wp:posOffset>1080135</wp:posOffset>
@@ -1885,7 +1892,7 @@
           <wp:extent cx="1882140" cy="590550"/>
           <wp:effectExtent l="0" t="0" r="0" b="0"/>
           <wp:wrapNone/>
-          <wp:docPr id="2" name="image1.jpg" descr=""/>
+          <wp:docPr id="2" name="image1.jpg"/>
           <wp:cNvGraphicFramePr>
             <a:graphicFrameLocks xmlns:a="http://schemas.openxmlformats.org/drawingml/2006/main" noChangeAspect="1"/>
           </wp:cNvGraphicFramePr>
@@ -1893,7 +1900,7 @@
             <a:graphicData uri="http://schemas.openxmlformats.org/drawingml/2006/picture">
               <pic:pic xmlns:pic="http://schemas.openxmlformats.org/drawingml/2006/picture">
                 <pic:nvPicPr>
-                  <pic:cNvPr id="2" name="image1.jpg" descr=""/>
+                  <pic:cNvPr id="2" name="image1.jpg"/>
                   <pic:cNvPicPr>
                     <a:picLocks noChangeAspect="1" noChangeArrowheads="1"/>
                   </pic:cNvPicPr>
@@ -1912,6 +1919,7 @@
                   <a:prstGeom prst="rect">
                     <a:avLst/>
                   </a:prstGeom>
+                  <a:noFill/>
                 </pic:spPr>
               </pic:pic>
             </a:graphicData>
@@ -1938,13 +1946,13 @@
         <w:ind w:left="1080" w:hanging="360"/>
       </w:pPr>
       <w:rPr>
+        <w:rFonts w:ascii="Cambria" w:hAnsi="Cambria" w:eastAsia="Cambria" w:cs="Cambria"/>
+        <w:b w:val="false"/>
+        <w:bCs w:val="false"/>
+        <w:i w:val="false"/>
+        <w:iCs w:val="false"/>
         <w:sz w:val="22"/>
-        <w:i w:val="false"/>
-        <w:b w:val="false"/>
         <w:szCs w:val="22"/>
-        <w:iCs w:val="false"/>
-        <w:bCs w:val="false"/>
-        <w:rFonts w:ascii="Cambria" w:hAnsi="Cambria" w:eastAsia="Cambria" w:cs="Cambria"/>
       </w:rPr>
     </w:lvl>
     <w:lvl w:ilvl="1">
@@ -2233,7 +2241,7 @@
     </w:rPr>
   </w:style>
   <w:style w:type="paragraph" w:styleId="Heading1">
-    <w:name w:val="Heading 1"/>
+    <w:name w:val="heading 1"/>
     <w:basedOn w:val="normal1"/>
     <w:next w:val="normal1"/>
     <w:qFormat/>
@@ -2248,7 +2256,7 @@
     </w:rPr>
   </w:style>
   <w:style w:type="paragraph" w:styleId="Heading2">
-    <w:name w:val="Heading 2"/>
+    <w:name w:val="heading 2"/>
     <w:basedOn w:val="normal1"/>
     <w:next w:val="normal1"/>
     <w:qFormat/>
@@ -2266,7 +2274,7 @@
     </w:rPr>
   </w:style>
   <w:style w:type="paragraph" w:styleId="Heading3">
-    <w:name w:val="Heading 3"/>
+    <w:name w:val="heading 3"/>
     <w:basedOn w:val="normal1"/>
     <w:next w:val="normal1"/>
     <w:qFormat/>
@@ -2284,7 +2292,7 @@
     </w:rPr>
   </w:style>
   <w:style w:type="paragraph" w:styleId="Heading4">
-    <w:name w:val="Heading 4"/>
+    <w:name w:val="heading 4"/>
     <w:basedOn w:val="normal1"/>
     <w:next w:val="normal1"/>
     <w:qFormat/>
@@ -2302,7 +2310,7 @@
     </w:rPr>
   </w:style>
   <w:style w:type="paragraph" w:styleId="Heading5">
-    <w:name w:val="Heading 5"/>
+    <w:name w:val="heading 5"/>
     <w:basedOn w:val="normal1"/>
     <w:next w:val="normal1"/>
     <w:qFormat/>
@@ -2320,7 +2328,7 @@
     </w:rPr>
   </w:style>
   <w:style w:type="paragraph" w:styleId="Heading6">
-    <w:name w:val="Heading 6"/>
+    <w:name w:val="heading 6"/>
     <w:basedOn w:val="normal1"/>
     <w:next w:val="normal1"/>
     <w:qFormat/>
@@ -2369,7 +2377,7 @@
     </w:rPr>
   </w:style>
   <w:style w:type="paragraph" w:styleId="Caption">
-    <w:name w:val="Caption"/>
+    <w:name w:val="caption"/>
     <w:basedOn w:val="Normal"/>
     <w:qFormat/>
     <w:pPr>
@@ -2386,6 +2394,32 @@
   </w:style>
   <w:style w:type="paragraph" w:styleId="ndice">
     <w:name w:val="Índice"/>
+    <w:basedOn w:val="Normal"/>
+    <w:qFormat/>
+    <w:pPr>
+      <w:suppressLineNumbers/>
+    </w:pPr>
+    <w:rPr>
+      <w:rFonts w:cs="Noto Sans Devanagari"/>
+    </w:rPr>
+  </w:style>
+  <w:style w:type="paragraph" w:styleId="Ttulouser">
+    <w:name w:val="Título (user)"/>
+    <w:basedOn w:val="Normal"/>
+    <w:next w:val="BodyText"/>
+    <w:qFormat/>
+    <w:pPr>
+      <w:keepNext w:val="true"/>
+      <w:spacing w:before="240" w:after="120"/>
+    </w:pPr>
+    <w:rPr>
+      <w:rFonts w:ascii="Liberation Sans" w:hAnsi="Liberation Sans" w:eastAsia="Noto Sans CJK SC" w:cs="Noto Sans Devanagari"/>
+      <w:sz w:val="28"/>
+      <w:szCs w:val="28"/>
+    </w:rPr>
+  </w:style>
+  <w:style w:type="paragraph" w:styleId="ndiceuser">
+    <w:name w:val="Índice (user)"/>
     <w:basedOn w:val="Normal"/>
     <w:qFormat/>
     <w:pPr>
@@ -2452,6 +2486,13 @@
       <w:szCs w:val="48"/>
     </w:rPr>
   </w:style>
+  <w:style w:type="paragraph" w:styleId="Cabeceraypieuser">
+    <w:name w:val="Cabecera y pie (user)"/>
+    <w:basedOn w:val="Normal"/>
+    <w:qFormat/>
+    <w:pPr/>
+    <w:rPr/>
+  </w:style>
   <w:style w:type="paragraph" w:styleId="Cabeceraypie">
     <w:name w:val="Cabecera y pie"/>
     <w:basedOn w:val="Normal"/>
@@ -2460,8 +2501,8 @@
     <w:rPr/>
   </w:style>
   <w:style w:type="paragraph" w:styleId="Header">
-    <w:name w:val="Header"/>
-    <w:basedOn w:val="Cabeceraypie"/>
+    <w:name w:val="header"/>
+    <w:basedOn w:val="Cabeceraypieuser"/>
     <w:pPr/>
     <w:rPr/>
   </w:style>
@@ -2487,34 +2528,34 @@
         <a:srgbClr val="000000"/>
       </a:dk1>
       <a:lt1>
-        <a:srgbClr val="ffffff"/>
+        <a:srgbClr val="FFFFFF"/>
       </a:lt1>
       <a:dk2>
-        <a:srgbClr val="1f497d"/>
+        <a:srgbClr val="1F497D"/>
       </a:dk2>
       <a:lt2>
-        <a:srgbClr val="eeece1"/>
+        <a:srgbClr val="EEECE1"/>
       </a:lt2>
       <a:accent1>
-        <a:srgbClr val="4f81bd"/>
+        <a:srgbClr val="4F81BD"/>
       </a:accent1>
       <a:accent2>
-        <a:srgbClr val="c0504d"/>
+        <a:srgbClr val="C0504D"/>
       </a:accent2>
       <a:accent3>
-        <a:srgbClr val="9bbb59"/>
+        <a:srgbClr val="9BBB59"/>
       </a:accent3>
       <a:accent4>
-        <a:srgbClr val="8064a2"/>
+        <a:srgbClr val="8064A2"/>
       </a:accent4>
       <a:accent5>
-        <a:srgbClr val="4bacc6"/>
+        <a:srgbClr val="4BACC6"/>
       </a:accent5>
       <a:accent6>
-        <a:srgbClr val="f79646"/>
+        <a:srgbClr val="F79646"/>
       </a:accent6>
       <a:hlink>
-        <a:srgbClr val="0000ff"/>
+        <a:srgbClr val="0000FF"/>
       </a:hlink>
       <a:folHlink>
         <a:srgbClr val="800080"/>

--- a/apps/legal-docs-blueprints/templates/inversiones_Sociedad/anexo7/designacion_beneficiarios.docx
+++ b/apps/legal-docs-blueprints/templates/inversiones_Sociedad/anexo7/designacion_beneficiarios.docx
@@ -430,13 +430,13 @@
           <w:shd w:fill="auto" w:val="clear"/>
           <w:vertAlign w:val="baseline"/>
         </w:rPr>
-        <w:t xml:space="preserve"> en representación de la entidad denominada {nombreSociedadInversionista} </w:t>
+        <w:t xml:space="preserve"> en representación de la entidad denominada </w:t>
       </w:r>
       <w:r>
         <w:rPr>
           <w:rFonts w:eastAsia="Cambria" w:cs="Cambria"/>
-          <w:b w:val="false"/>
-          <w:bCs w:val="false"/>
+          <w:b/>
+          <w:bCs/>
           <w:i w:val="false"/>
           <w:iCs w:val="false"/>
           <w:caps w:val="false"/>
@@ -451,7 +451,7 @@
           <w:shd w:fill="auto" w:val="clear"/>
           <w:vertAlign w:val="baseline"/>
         </w:rPr>
-        <w:t>y</w:t>
+        <w:t xml:space="preserve">{nombreSociedadInversionista} </w:t>
       </w:r>
       <w:r>
         <w:rPr>
@@ -472,28 +472,7 @@
           <w:shd w:fill="auto" w:val="clear"/>
           <w:vertAlign w:val="baseline"/>
         </w:rPr>
-        <w:t xml:space="preserve"> </w:t>
-      </w:r>
-      <w:r>
-        <w:rPr>
-          <w:rFonts w:eastAsia="Cambria" w:cs="Cambria"/>
-          <w:b w:val="false"/>
-          <w:bCs w:val="false"/>
-          <w:i w:val="false"/>
-          <w:iCs w:val="false"/>
-          <w:caps w:val="false"/>
-          <w:smallCaps w:val="false"/>
-          <w:strike w:val="false"/>
-          <w:dstrike w:val="false"/>
-          <w:color w:val="000000"/>
-          <w:position w:val="0"/>
-          <w:sz w:val="22"/>
-          <w:szCs w:val="22"/>
-          <w:u w:val="none"/>
-          <w:shd w:fill="auto" w:val="clear"/>
-          <w:vertAlign w:val="baseline"/>
-        </w:rPr>
-        <w:t>en mi calidad de Inversionista conforme al Acuerdo Privado de Inversión suscrito con fecha {fechaInicioContrato}</w:t>
+        <w:t>y en mi calidad de Inversionista conforme al Acuerdo Privado de Inversión suscrito con fecha {fechaInicioContrato}</w:t>
       </w:r>
       <w:sdt>
         <w:sdtPr>
@@ -632,10 +611,10 @@
         <w:tblLook w:val="0000"/>
       </w:tblPr>
       <w:tblGrid>
-        <w:gridCol w:w="3639"/>
-        <w:gridCol w:w="2328"/>
-        <w:gridCol w:w="1232"/>
-        <w:gridCol w:w="1739"/>
+        <w:gridCol w:w="3638"/>
+        <w:gridCol w:w="2329"/>
+        <w:gridCol w:w="1231"/>
+        <w:gridCol w:w="1740"/>
       </w:tblGrid>
       <w:tr>
         <w:trPr>
@@ -643,7 +622,7 @@
         </w:trPr>
         <w:tc>
           <w:tcPr>
-            <w:tcW w:w="3639" w:type="dxa"/>
+            <w:tcW w:w="3638" w:type="dxa"/>
             <w:tcBorders>
               <w:top w:val="single" w:sz="4" w:space="0" w:color="000000"/>
               <w:left w:val="single" w:sz="4" w:space="0" w:color="000000"/>
@@ -705,7 +684,7 @@
         </w:tc>
         <w:tc>
           <w:tcPr>
-            <w:tcW w:w="2328" w:type="dxa"/>
+            <w:tcW w:w="2329" w:type="dxa"/>
             <w:tcBorders>
               <w:top w:val="single" w:sz="4" w:space="0" w:color="000000"/>
               <w:left w:val="single" w:sz="4" w:space="0" w:color="000000"/>
@@ -767,7 +746,7 @@
         </w:tc>
         <w:tc>
           <w:tcPr>
-            <w:tcW w:w="1232" w:type="dxa"/>
+            <w:tcW w:w="1231" w:type="dxa"/>
             <w:tcBorders>
               <w:top w:val="single" w:sz="4" w:space="0" w:color="000000"/>
               <w:left w:val="single" w:sz="4" w:space="0" w:color="000000"/>
@@ -829,7 +808,7 @@
         </w:tc>
         <w:tc>
           <w:tcPr>
-            <w:tcW w:w="1739" w:type="dxa"/>
+            <w:tcW w:w="1740" w:type="dxa"/>
             <w:tcBorders>
               <w:top w:val="single" w:sz="4" w:space="0" w:color="000000"/>
               <w:left w:val="single" w:sz="4" w:space="0" w:color="000000"/>
@@ -896,7 +875,7 @@
         </w:trPr>
         <w:tc>
           <w:tcPr>
-            <w:tcW w:w="3639" w:type="dxa"/>
+            <w:tcW w:w="3638" w:type="dxa"/>
             <w:tcBorders>
               <w:top w:val="single" w:sz="4" w:space="0" w:color="000000"/>
               <w:left w:val="single" w:sz="4" w:space="0" w:color="000000"/>
@@ -955,7 +934,7 @@
         </w:tc>
         <w:tc>
           <w:tcPr>
-            <w:tcW w:w="2328" w:type="dxa"/>
+            <w:tcW w:w="2329" w:type="dxa"/>
             <w:tcBorders>
               <w:top w:val="single" w:sz="4" w:space="0" w:color="000000"/>
               <w:left w:val="single" w:sz="4" w:space="0" w:color="000000"/>
@@ -1017,7 +996,7 @@
         </w:tc>
         <w:tc>
           <w:tcPr>
-            <w:tcW w:w="1232" w:type="dxa"/>
+            <w:tcW w:w="1231" w:type="dxa"/>
             <w:tcBorders>
               <w:top w:val="single" w:sz="4" w:space="0" w:color="000000"/>
               <w:left w:val="single" w:sz="4" w:space="0" w:color="000000"/>
@@ -1079,7 +1058,7 @@
         </w:tc>
         <w:tc>
           <w:tcPr>
-            <w:tcW w:w="1739" w:type="dxa"/>
+            <w:tcW w:w="1740" w:type="dxa"/>
             <w:tcBorders>
               <w:top w:val="single" w:sz="4" w:space="0" w:color="000000"/>
               <w:left w:val="single" w:sz="4" w:space="0" w:color="000000"/>
@@ -2486,6 +2465,13 @@
       <w:szCs w:val="48"/>
     </w:rPr>
   </w:style>
+  <w:style w:type="paragraph" w:styleId="Cabeceraypie">
+    <w:name w:val="Cabecera y pie"/>
+    <w:basedOn w:val="Normal"/>
+    <w:qFormat/>
+    <w:pPr/>
+    <w:rPr/>
+  </w:style>
   <w:style w:type="paragraph" w:styleId="Cabeceraypieuser">
     <w:name w:val="Cabecera y pie (user)"/>
     <w:basedOn w:val="Normal"/>
@@ -2493,16 +2479,9 @@
     <w:pPr/>
     <w:rPr/>
   </w:style>
-  <w:style w:type="paragraph" w:styleId="Cabeceraypie">
-    <w:name w:val="Cabecera y pie"/>
-    <w:basedOn w:val="Normal"/>
-    <w:qFormat/>
-    <w:pPr/>
-    <w:rPr/>
-  </w:style>
   <w:style w:type="paragraph" w:styleId="Header">
     <w:name w:val="header"/>
-    <w:basedOn w:val="Cabeceraypieuser"/>
+    <w:basedOn w:val="Cabeceraypie"/>
     <w:pPr/>
     <w:rPr/>
   </w:style>
